--- a/deliverables/output/RIMSS - Build Strategy Document.docx
+++ b/deliverables/output/RIMSS - Build Strategy Document.docx
@@ -178,7 +178,7 @@
           </w:tcPr>
           <w:p>
             <w:r>
-              <w:t xml:space="preserve">2026-09-30</w:t>
+              <w:t xml:space="preserve">2026-10-07</w:t>
             </w:r>
           </w:p>
         </w:tc>

--- a/deliverables/output/RIMSS - Build Strategy Document.docx
+++ b/deliverables/output/RIMSS - Build Strategy Document.docx
@@ -178,7 +178,7 @@
           </w:tcPr>
           <w:p>
             <w:r>
-              <w:t xml:space="preserve">2026-10-07</w:t>
+              <w:t xml:space="preserve">2026-10-14</w:t>
             </w:r>
           </w:p>
         </w:tc>
@@ -340,6 +340,32 @@
       </w:pPr>
       <w:r>
         <w:t xml:space="preserve">Mock Node.js/Express API server with static JSON backs frontend development in parallel with backend delivery.</w:t>
+      </w:r>
+    </w:p>
+    <w:p>
+      <w:pPr>
+        <w:pStyle w:val="ListParagraph"/>
+        <w:numPr>
+          <w:ilvl w:val="0"/>
+          <w:numId w:val="1"/>
+        </w:numPr>
+        <w:spacing w:after="60"/>
+      </w:pPr>
+      <w:r>
+        <w:t xml:space="preserve">Persistence and delivery: PostgreSQL with SQL migrations (JSON fallback locally), idempotent order creation, structured pino logging, and Docker/docker-compose images.</w:t>
+      </w:r>
+    </w:p>
+    <w:p>
+      <w:pPr>
+        <w:pStyle w:val="ListParagraph"/>
+        <w:numPr>
+          <w:ilvl w:val="0"/>
+          <w:numId w:val="1"/>
+        </w:numPr>
+        <w:spacing w:after="60"/>
+      </w:pPr>
+      <w:r>
+        <w:t xml:space="preserve">UX additions: SCSS design tokens with shared ui/ primitives, and a rule-based Chatbot assistant.</w:t>
       </w:r>
     </w:p>
     <w:p>

--- a/deliverables/output/RIMSS - Build Strategy Document.docx
+++ b/deliverables/output/RIMSS - Build Strategy Document.docx
@@ -178,7 +178,7 @@
           </w:tcPr>
           <w:p>
             <w:r>
-              <w:t xml:space="preserve">2026-10-14</w:t>
+              <w:t xml:space="preserve">2026-10-15</w:t>
             </w:r>
           </w:p>
         </w:tc>

--- a/deliverables/output/RIMSS - Build Strategy Document.docx
+++ b/deliverables/output/RIMSS - Build Strategy Document.docx
@@ -178,7 +178,7 @@
           </w:tcPr>
           <w:p>
             <w:r>
-              <w:t xml:space="preserve">2026-10-15</w:t>
+              <w:t xml:space="preserve">2026-10-20</w:t>
             </w:r>
           </w:p>
         </w:tc>
@@ -188,7 +188,7 @@
           </w:tcPr>
           <w:p>
             <w:r>
-              <w:t xml:space="preserve">Senior Staff Engineer Candidate</w:t>
+              <w:t xml:space="preserve">Zibran Shaikh</w:t>
             </w:r>
           </w:p>
         </w:tc>
@@ -365,7 +365,7 @@
         <w:spacing w:after="60"/>
       </w:pPr>
       <w:r>
-        <w:t xml:space="preserve">UX additions: SCSS design tokens with shared ui/ primitives, and a rule-based Chatbot assistant.</w:t>
+        <w:t xml:space="preserve">UX additions: SCSS design tokens (CSS custom properties) with shared ui/ primitives, light and dark themes, English/Spanish UI strings, a responsive header and a rule-based Chatbot assistant.</w:t>
       </w:r>
     </w:p>
     <w:p>
@@ -378,7 +378,7 @@
         <w:spacing w:after="60"/>
       </w:pPr>
       <w:r>
-        <w:t xml:space="preserve">Route-level code splitting (React.lazy/Suspense) and a full PWA setup (offline caching, installable manifest, update prompts).</w:t>
+        <w:t xml:space="preserve">Accounts and orders: JWT authentication, sign-in dialog, auth-gated checkout with a demo payment, order history, and atomic stock reservation so concurrent orders cannot oversell.</w:t>
       </w:r>
     </w:p>
     <w:p>
@@ -391,7 +391,7 @@
         <w:spacing w:after="60"/>
       </w:pPr>
       <w:r>
-        <w:t xml:space="preserve">Resilience by design: retrying HTTP client (timeout + backoff), per-module error boundaries, skeleton loaders and error fallbacks, telemetry hook, env-driven feature flags.</w:t>
+        <w:t xml:space="preserve">Route-level code splitting (React.lazy/Suspense) and a full PWA setup (offline caching, installable manifest, update prompts).</w:t>
       </w:r>
     </w:p>
     <w:p>
@@ -404,7 +404,7 @@
         <w:spacing w:after="60"/>
       </w:pPr>
       <w:r>
-        <w:t xml:space="preserve">Opt-in Web Push notifications via the service worker, served by Web Push (VAPID) endpoints on the mock server.</w:t>
+        <w:t xml:space="preserve">Resilience by design: retrying HTTP client (timeout + backoff), per-module error boundaries, skeleton loaders and error fallbacks, telemetry hook, env-driven feature flags.</w:t>
       </w:r>
     </w:p>
     <w:p>
@@ -417,7 +417,33 @@
         <w:spacing w:after="60"/>
       </w:pPr>
       <w:r>
-        <w:t xml:space="preserve">Quality tooling: Vitest + Testing Library tests, Storybook for UI states, GitHub Actions CI (lint, test, build).</w:t>
+        <w:t xml:space="preserve">Opt-in Web Push notifications via the service worker, served by Web Push (VAPID) endpoints on the mock server.</w:t>
+      </w:r>
+    </w:p>
+    <w:p>
+      <w:pPr>
+        <w:pStyle w:val="ListParagraph"/>
+        <w:numPr>
+          <w:ilvl w:val="0"/>
+          <w:numId w:val="1"/>
+        </w:numPr>
+        <w:spacing w:after="60"/>
+      </w:pPr>
+      <w:r>
+        <w:t xml:space="preserve">Quality tooling: Vitest + Testing Library tests (209 app and 64 API tests), Playwright e2e on desktop and mobile with axe accessibility checks, k6 load test, Storybook for UI states, CodeQL and image scanning, GitHub Actions CI (lint, test, build).</w:t>
+      </w:r>
+    </w:p>
+    <w:p>
+      <w:pPr>
+        <w:pStyle w:val="ListParagraph"/>
+        <w:numPr>
+          <w:ilvl w:val="0"/>
+          <w:numId w:val="1"/>
+        </w:numPr>
+        <w:spacing w:after="60"/>
+      </w:pPr>
+      <w:r>
+        <w:t xml:space="preserve">Environments and release: infrastructure as code for Dev, SIT, QA, UAT, Pre-prod, Production and DR; staged promotion with smoke tests, rollback plan, go/no-go review and hypercare.</w:t>
       </w:r>
     </w:p>
     <w:p>
@@ -426,7 +452,15 @@
         <w:spacing w:after="100" w:before="160"/>
       </w:pPr>
       <w:r>
-        <w:t xml:space="preserve">2.2 4-Week Delivery Plan</w:t>
+        <w:t xml:space="preserve">2.2 Delivery Plan by Phase</w:t>
+      </w:r>
+    </w:p>
+    <w:p>
+      <w:pPr>
+        <w:spacing w:after="120"/>
+      </w:pPr>
+      <w:r>
+        <w:t xml:space="preserve">Effort per phase is detailed in the Estimation Sheet (about 1,100 person-hours in total); phases overlap where noted.</w:t>
       </w:r>
     </w:p>
     <w:tbl>
@@ -442,14 +476,14 @@
         </w:tblBorders>
       </w:tblPr>
       <w:tblGrid>
-        <w:gridCol w:w="1083"/>
-        <w:gridCol w:w="2708"/>
-        <w:gridCol w:w="5235"/>
+        <w:gridCol w:w="1805"/>
+        <w:gridCol w:w="3610"/>
+        <w:gridCol w:w="3610"/>
       </w:tblGrid>
       <w:tr>
         <w:tc>
           <w:tcPr>
-            <w:tcW w:type="pct" w:w="600"/>
+            <w:tcW w:type="pct" w:w="1000"/>
             <w:shd w:fill="C65B3C" w:color="auto" w:val="clear"/>
           </w:tcPr>
           <w:p>
@@ -459,13 +493,13 @@
                 <w:bCs/>
                 <w:color w:val="FFFFFF"/>
               </w:rPr>
-              <w:t xml:space="preserve">Week</w:t>
-            </w:r>
-          </w:p>
-        </w:tc>
-        <w:tc>
-          <w:tcPr>
-            <w:tcW w:type="pct" w:w="1500"/>
+              <w:t xml:space="preserve">Phase</w:t>
+            </w:r>
+          </w:p>
+        </w:tc>
+        <w:tc>
+          <w:tcPr>
+            <w:tcW w:type="pct" w:w="2000"/>
             <w:shd w:fill="C65B3C" w:color="auto" w:val="clear"/>
           </w:tcPr>
           <w:p>
@@ -481,7 +515,7 @@
         </w:tc>
         <w:tc>
           <w:tcPr>
-            <w:tcW w:type="pct" w:w="2900"/>
+            <w:tcW w:type="pct" w:w="2000"/>
             <w:shd w:fill="C65B3C" w:color="auto" w:val="clear"/>
           </w:tcPr>
           <w:p>
@@ -499,127 +533,191 @@
       <w:tr>
         <w:tc>
           <w:tcPr>
-            <w:tcW w:type="pct" w:w="600"/>
-          </w:tcPr>
-          <w:p>
-            <w:r>
-              <w:t xml:space="preserve">1</w:t>
-            </w:r>
-          </w:p>
-        </w:tc>
-        <w:tc>
-          <w:tcPr>
-            <w:tcW w:type="pct" w:w="1500"/>
-          </w:tcPr>
-          <w:p>
-            <w:r>
-              <w:t xml:space="preserve">Setup &amp; Design</w:t>
-            </w:r>
-          </w:p>
-        </w:tc>
-        <w:tc>
-          <w:tcPr>
-            <w:tcW w:type="pct" w:w="2900"/>
-          </w:tcPr>
-          <w:p>
-            <w:r>
-              <w:t xml:space="preserve">Project scaffold, architecture &amp; technical diagrams, API contracts, wireframes</w:t>
-            </w:r>
-          </w:p>
-        </w:tc>
-      </w:tr>
-      <w:tr>
-        <w:tc>
-          <w:tcPr>
-            <w:tcW w:type="pct" w:w="600"/>
-          </w:tcPr>
-          <w:p>
-            <w:r>
-              <w:t xml:space="preserve">2</w:t>
-            </w:r>
-          </w:p>
-        </w:tc>
-        <w:tc>
-          <w:tcPr>
-            <w:tcW w:type="pct" w:w="1500"/>
-          </w:tcPr>
-          <w:p>
-            <w:r>
-              <w:t xml:space="preserve">Core Build</w:t>
-            </w:r>
-          </w:p>
-        </w:tc>
-        <w:tc>
-          <w:tcPr>
-            <w:tcW w:type="pct" w:w="2900"/>
-          </w:tcPr>
-          <w:p>
-            <w:r>
-              <w:t xml:space="preserve">App shell, plugin registry, Home + Product Search module, mock API</w:t>
-            </w:r>
-          </w:p>
-        </w:tc>
-      </w:tr>
-      <w:tr>
-        <w:tc>
-          <w:tcPr>
-            <w:tcW w:type="pct" w:w="600"/>
-          </w:tcPr>
-          <w:p>
-            <w:r>
-              <w:t xml:space="preserve">3</w:t>
-            </w:r>
-          </w:p>
-        </w:tc>
-        <w:tc>
-          <w:tcPr>
-            <w:tcW w:type="pct" w:w="1500"/>
-          </w:tcPr>
-          <w:p>
-            <w:r>
-              <w:t xml:space="preserve">Feature Completion</w:t>
-            </w:r>
-          </w:p>
-        </w:tc>
-        <w:tc>
-          <w:tcPr>
-            <w:tcW w:type="pct" w:w="2900"/>
-          </w:tcPr>
-          <w:p>
-            <w:r>
-              <w:t xml:space="preserve">Product Showcase, Shopping Cart, Payment Gateway stub, responsive polish, PWA + Web Push, skeleton/fallback UI</w:t>
-            </w:r>
-          </w:p>
-        </w:tc>
-      </w:tr>
-      <w:tr>
-        <w:tc>
-          <w:tcPr>
-            <w:tcW w:type="pct" w:w="600"/>
-          </w:tcPr>
-          <w:p>
-            <w:r>
-              <w:t xml:space="preserve">4</w:t>
-            </w:r>
-          </w:p>
-        </w:tc>
-        <w:tc>
-          <w:tcPr>
-            <w:tcW w:type="pct" w:w="1500"/>
-          </w:tcPr>
-          <w:p>
-            <w:r>
-              <w:t xml:space="preserve">Hardening</w:t>
-            </w:r>
-          </w:p>
-        </w:tc>
-        <w:tc>
-          <w:tcPr>
-            <w:tcW w:type="pct" w:w="2900"/>
-          </w:tcPr>
-          <w:p>
-            <w:r>
-              <w:t xml:space="preserve">Component/service/module tests, Storybook, CI, cross-browser fixes, performance tuning, documentation &amp; demo</w:t>
+            <w:tcW w:type="pct" w:w="1000"/>
+          </w:tcPr>
+          <w:p>
+            <w:r>
+              <w:t xml:space="preserve">Requirements &amp; Design</w:t>
+            </w:r>
+          </w:p>
+        </w:tc>
+        <w:tc>
+          <w:tcPr>
+            <w:tcW w:type="pct" w:w="2000"/>
+          </w:tcPr>
+          <w:p>
+            <w:r>
+              <w:t xml:space="preserve">Scope, NFRs, architecture, UX, API contract</w:t>
+            </w:r>
+          </w:p>
+        </w:tc>
+        <w:tc>
+          <w:tcPr>
+            <w:tcW w:type="pct" w:w="2000"/>
+          </w:tcPr>
+          <w:p>
+            <w:r>
+              <w:t xml:space="preserve">Architecture diagrams, ADRs, wireframes, API contract</w:t>
+            </w:r>
+          </w:p>
+        </w:tc>
+      </w:tr>
+      <w:tr>
+        <w:tc>
+          <w:tcPr>
+            <w:tcW w:type="pct" w:w="1000"/>
+          </w:tcPr>
+          <w:p>
+            <w:r>
+              <w:t xml:space="preserve">Development</w:t>
+            </w:r>
+          </w:p>
+        </w:tc>
+        <w:tc>
+          <w:tcPr>
+            <w:tcW w:type="pct" w:w="2000"/>
+          </w:tcPr>
+          <w:p>
+            <w:r>
+              <w:t xml:space="preserve">App shell, plugin modules, API, auth, orders and stock, PWA, push, theming, i18n</w:t>
+            </w:r>
+          </w:p>
+        </w:tc>
+        <w:tc>
+          <w:tcPr>
+            <w:tcW w:type="pct" w:w="2000"/>
+          </w:tcPr>
+          <w:p>
+            <w:r>
+              <w:t xml:space="preserve">Working full-stack sample, Storybook, unit and API tests</w:t>
+            </w:r>
+          </w:p>
+        </w:tc>
+      </w:tr>
+      <w:tr>
+        <w:tc>
+          <w:tcPr>
+            <w:tcW w:type="pct" w:w="1000"/>
+          </w:tcPr>
+          <w:p>
+            <w:r>
+              <w:t xml:space="preserve">Infrastructure &amp; Environments</w:t>
+            </w:r>
+          </w:p>
+        </w:tc>
+        <w:tc>
+          <w:tcPr>
+            <w:tcW w:type="pct" w:w="2000"/>
+          </w:tcPr>
+          <w:p>
+            <w:r>
+              <w:t xml:space="preserve">IaC, Dev/SIT/QA/UAT/Pre-prod/Prod/DR, secrets, TLS, observability</w:t>
+            </w:r>
+          </w:p>
+        </w:tc>
+        <w:tc>
+          <w:tcPr>
+            <w:tcW w:type="pct" w:w="2000"/>
+          </w:tcPr>
+          <w:p>
+            <w:r>
+              <w:t xml:space="preserve">Repeatable environments, runbooks, access matrix</w:t>
+            </w:r>
+          </w:p>
+        </w:tc>
+      </w:tr>
+      <w:tr>
+        <w:tc>
+          <w:tcPr>
+            <w:tcW w:type="pct" w:w="1000"/>
+          </w:tcPr>
+          <w:p>
+            <w:r>
+              <w:t xml:space="preserve">SIT &amp; QA</w:t>
+            </w:r>
+          </w:p>
+        </w:tc>
+        <w:tc>
+          <w:tcPr>
+            <w:tcW w:type="pct" w:w="2000"/>
+          </w:tcPr>
+          <w:p>
+            <w:r>
+              <w:t xml:space="preserve">Test plan, SIT, regression, security, load, accessibility</w:t>
+            </w:r>
+          </w:p>
+        </w:tc>
+        <w:tc>
+          <w:tcPr>
+            <w:tcW w:type="pct" w:w="2000"/>
+          </w:tcPr>
+          <w:p>
+            <w:r>
+              <w:t xml:space="preserve">Test reports, defect log, exit criteria met</w:t>
+            </w:r>
+          </w:p>
+        </w:tc>
+      </w:tr>
+      <w:tr>
+        <w:tc>
+          <w:tcPr>
+            <w:tcW w:type="pct" w:w="1000"/>
+          </w:tcPr>
+          <w:p>
+            <w:r>
+              <w:t xml:space="preserve">UAT &amp; Release</w:t>
+            </w:r>
+          </w:p>
+        </w:tc>
+        <w:tc>
+          <w:tcPr>
+            <w:tcW w:type="pct" w:w="2000"/>
+          </w:tcPr>
+          <w:p>
+            <w:r>
+              <w:t xml:space="preserve">Business acceptance, CD pipeline, go/no-go, production release</w:t>
+            </w:r>
+          </w:p>
+        </w:tc>
+        <w:tc>
+          <w:tcPr>
+            <w:tcW w:type="pct" w:w="2000"/>
+          </w:tcPr>
+          <w:p>
+            <w:r>
+              <w:t xml:space="preserve">Signed-off release, release notes, smoke test results</w:t>
+            </w:r>
+          </w:p>
+        </w:tc>
+      </w:tr>
+      <w:tr>
+        <w:tc>
+          <w:tcPr>
+            <w:tcW w:type="pct" w:w="1000"/>
+          </w:tcPr>
+          <w:p>
+            <w:r>
+              <w:t xml:space="preserve">Hypercare</w:t>
+            </w:r>
+          </w:p>
+        </w:tc>
+        <w:tc>
+          <w:tcPr>
+            <w:tcW w:type="pct" w:w="2000"/>
+          </w:tcPr>
+          <w:p>
+            <w:r>
+              <w:t xml:space="preserve">Monitoring, incident response, hotfixes</w:t>
+            </w:r>
+          </w:p>
+        </w:tc>
+        <w:tc>
+          <w:tcPr>
+            <w:tcW w:type="pct" w:w="2000"/>
+          </w:tcPr>
+          <w:p>
+            <w:r>
+              <w:t xml:space="preserve">Stable production, handover to support</w:t>
             </w:r>
           </w:p>
         </w:tc>
@@ -671,6 +769,32 @@
       </w:pPr>
       <w:r>
         <w:t xml:space="preserve">Manual smoke test across Chrome, Edge, Firefox, Safari and one mobile viewport.</w:t>
+      </w:r>
+    </w:p>
+    <w:p>
+      <w:pPr>
+        <w:pStyle w:val="ListParagraph"/>
+        <w:numPr>
+          <w:ilvl w:val="0"/>
+          <w:numId w:val="1"/>
+        </w:numPr>
+        <w:spacing w:after="60"/>
+      </w:pPr>
+      <w:r>
+        <w:t xml:space="preserve">SIT exit: integration scenarios pass with no open critical or high defects; QA regression, security (OWASP, dependency audit), load (p95 &lt; 300 ms) and WCAG AA checks complete.</w:t>
+      </w:r>
+    </w:p>
+    <w:p>
+      <w:pPr>
+        <w:pStyle w:val="ListParagraph"/>
+        <w:numPr>
+          <w:ilvl w:val="0"/>
+          <w:numId w:val="1"/>
+        </w:numPr>
+        <w:spacing w:after="60"/>
+      </w:pPr>
+      <w:r>
+        <w:t xml:space="preserve">UAT sign-off and a go/no-go review before each production release.</w:t>
       </w:r>
     </w:p>
     <w:p>
@@ -833,6 +957,72 @@
           </w:p>
         </w:tc>
       </w:tr>
+      <w:tr>
+        <w:tc>
+          <w:tcPr>
+            <w:tcW w:type="pct" w:w="1500"/>
+          </w:tcPr>
+          <w:p>
+            <w:r>
+              <w:t xml:space="preserve">Environments or access (cloud accounts, SIT/UAT data) not ready on time</w:t>
+            </w:r>
+          </w:p>
+        </w:tc>
+        <w:tc>
+          <w:tcPr>
+            <w:tcW w:type="pct" w:w="3500"/>
+          </w:tcPr>
+          <w:p>
+            <w:r>
+              <w:t xml:space="preserve">Start infrastructure setup early with IaC, agree owners and access in the planning phase</w:t>
+            </w:r>
+          </w:p>
+        </w:tc>
+      </w:tr>
+      <w:tr>
+        <w:tc>
+          <w:tcPr>
+            <w:tcW w:type="pct" w:w="1500"/>
+          </w:tcPr>
+          <w:p>
+            <w:r>
+              <w:t xml:space="preserve">Defects found late in SIT/UAT delay release</w:t>
+            </w:r>
+          </w:p>
+        </w:tc>
+        <w:tc>
+          <w:tcPr>
+            <w:tcW w:type="pct" w:w="3500"/>
+          </w:tcPr>
+          <w:p>
+            <w:r>
+              <w:t xml:space="preserve">Automated regression in CI, early SIT of critical flows, buffer for defect fixing and retest</w:t>
+            </w:r>
+          </w:p>
+        </w:tc>
+      </w:tr>
+      <w:tr>
+        <w:tc>
+          <w:tcPr>
+            <w:tcW w:type="pct" w:w="1500"/>
+          </w:tcPr>
+          <w:p>
+            <w:r>
+              <w:t xml:space="preserve">Overselling or data loss under concurrent orders</w:t>
+            </w:r>
+          </w:p>
+        </w:tc>
+        <w:tc>
+          <w:tcPr>
+            <w:tcW w:type="pct" w:w="3500"/>
+          </w:tcPr>
+          <w:p>
+            <w:r>
+              <w:t xml:space="preserve">Atomic stock reservation, idempotent orders, load tests on the pre-production environment</w:t>
+            </w:r>
+          </w:p>
+        </w:tc>
+      </w:tr>
     </w:tbl>
     <w:p>
       <w:r>
@@ -1057,6 +1247,94 @@
           <w:p>
             <w:r>
               <w:t xml:space="preserve">Placeholder UI shown while data loads, preserving layout</w:t>
+            </w:r>
+          </w:p>
+        </w:tc>
+      </w:tr>
+      <w:tr>
+        <w:tc>
+          <w:tcPr>
+            <w:tcW w:type="pct" w:w="1250"/>
+          </w:tcPr>
+          <w:p>
+            <w:r>
+              <w:t xml:space="preserve">SIT</w:t>
+            </w:r>
+          </w:p>
+        </w:tc>
+        <w:tc>
+          <w:tcPr>
+            <w:tcW w:type="pct" w:w="3750"/>
+          </w:tcPr>
+          <w:p>
+            <w:r>
+              <w:t xml:space="preserve">System Integration Testing - verifying the UI, API and database work together</w:t>
+            </w:r>
+          </w:p>
+        </w:tc>
+      </w:tr>
+      <w:tr>
+        <w:tc>
+          <w:tcPr>
+            <w:tcW w:type="pct" w:w="1250"/>
+          </w:tcPr>
+          <w:p>
+            <w:r>
+              <w:t xml:space="preserve">UAT</w:t>
+            </w:r>
+          </w:p>
+        </w:tc>
+        <w:tc>
+          <w:tcPr>
+            <w:tcW w:type="pct" w:w="3750"/>
+          </w:tcPr>
+          <w:p>
+            <w:r>
+              <w:t xml:space="preserve">User Acceptance Testing - business sign-off before release</w:t>
+            </w:r>
+          </w:p>
+        </w:tc>
+      </w:tr>
+      <w:tr>
+        <w:tc>
+          <w:tcPr>
+            <w:tcW w:type="pct" w:w="1250"/>
+          </w:tcPr>
+          <w:p>
+            <w:r>
+              <w:t xml:space="preserve">IaC</w:t>
+            </w:r>
+          </w:p>
+        </w:tc>
+        <w:tc>
+          <w:tcPr>
+            <w:tcW w:type="pct" w:w="3750"/>
+          </w:tcPr>
+          <w:p>
+            <w:r>
+              <w:t xml:space="preserve">Infrastructure as Code - environments defined and created from versioned templates</w:t>
+            </w:r>
+          </w:p>
+        </w:tc>
+      </w:tr>
+      <w:tr>
+        <w:tc>
+          <w:tcPr>
+            <w:tcW w:type="pct" w:w="1250"/>
+          </w:tcPr>
+          <w:p>
+            <w:r>
+              <w:t xml:space="preserve">i18n</w:t>
+            </w:r>
+          </w:p>
+        </w:tc>
+        <w:tc>
+          <w:tcPr>
+            <w:tcW w:type="pct" w:w="3750"/>
+          </w:tcPr>
+          <w:p>
+            <w:r>
+              <w:t xml:space="preserve">Internationalisation - UI text served from per-language catalogues</w:t>
             </w:r>
           </w:p>
         </w:tc>

--- a/deliverables/output/RIMSS - Build Strategy Document.docx
+++ b/deliverables/output/RIMSS - Build Strategy Document.docx
@@ -178,7 +178,7 @@
           </w:tcPr>
           <w:p>
             <w:r>
-              <w:t xml:space="preserve">2026-10-20</w:t>
+              <w:t xml:space="preserve">2026-10-21</w:t>
             </w:r>
           </w:p>
         </w:tc>
@@ -460,7 +460,7 @@
         <w:spacing w:after="120"/>
       </w:pPr>
       <w:r>
-        <w:t xml:space="preserve">Effort per phase is detailed in the Estimation Sheet (about 1,100 person-hours in total); phases overlap where noted.</w:t>
+        <w:t xml:space="preserve">Effort per phase is detailed in the Estimation Sheet (about 1,100 person-hours manually, about 620 with AI-assisted delivery, a saving of roughly 45%, in line with published AI-coding productivity gains of 30 to 55%; the sheet also estimates token usage). Phases overlap where noted.</w:t>
       </w:r>
     </w:p>
     <w:tbl>
